--- a/en/wisdom-stories/o-god-give-first-to-the-mountains-and-stones.docx
+++ b/en/wisdom-stories/o-god-give-first-to-the-mountains-and-stones.docx
@@ -10,35 +10,17 @@
         <w:rPr>
           <w:sz w:val="52"/>
         </w:rPr>
-        <w:t xml:space="preserve">O </w:t>
-      </w:r>
-      <w:r>
-        <w:rPr>
-          <w:sz w:val="52"/>
-        </w:rPr>
-        <w:t>Allah</w:t>
-      </w:r>
-      <w:r>
-        <w:rPr>
-          <w:sz w:val="52"/>
-        </w:rPr>
-        <w:t>, first give to the mountains and stones</w:t>
+        <w:t>O Allah, Give First to the Mountains and Stones</w:t>
       </w:r>
     </w:p>
     <w:p>
       <w:r>
-        <w:t>There was a prayer in ancient Turkic lands:</w:t>
+        <w:t>An old prayer from the Turkic lands says:</w:t>
       </w:r>
     </w:p>
     <w:p>
       <w:r>
-        <w:t xml:space="preserve">— O </w:t>
-      </w:r>
-      <w:r>
-        <w:t>Allah</w:t>
-      </w:r>
-      <w:r>
-        <w:t>, first give to the mountains and stones, give to the forest, animals, water. Then give to people, to my next door neighbor, to the needy. If there is any left, give to me last!</w:t>
+        <w:t>— O Allah, give first to the mountains and stones, to the forests, the animals, and the waters. Then give to the people, to my neighbour, and to those in need. And if anything remains, give to me last.</w:t>
       </w:r>
     </w:p>
     <w:p>
@@ -58,20 +40,12 @@
       </w:pPr>
       <w:r>
         <w:rPr>
-          <w:rFonts w:cs="Arial"/>
           <w:b/>
-          <w:i w:val="0"/>
-          <w:color w:val="9A7417"/>
         </w:rPr>
         <w:t xml:space="preserve">Moral: </w:t>
       </w:r>
       <w:r>
-        <w:rPr>
-          <w:rFonts w:cs="Arial"/>
-          <w:i w:val="0"/>
-          <w:color w:val="3F3826"/>
-        </w:rPr>
-        <w:t>True generosity is to think of others first, then yourself. The culture of sharing of an entire people lives in this prayer.</w:t>
+        <w:t>True generosity means thinking of others before oneself. This prayer carries within it an entire people’s tradition of sharing.</w:t>
       </w:r>
     </w:p>
     <w:p>
